--- a/Saransh Gupta Resume doc.docx
+++ b/Saransh Gupta Resume doc.docx
@@ -1738,8 +1738,6 @@
             </w:r>
           </w:p>
         </w:tc>
-        <w:bookmarkStart w:id="0" w:name="_GoBack"/>
-        <w:bookmarkEnd w:id="0"/>
       </w:tr>
       <w:tr>
         <w:trPr>
@@ -1933,7 +1931,7 @@
                 <w:sz w:val="18"/>
                 <w:szCs w:val="19"/>
               </w:rPr>
-              <w:t xml:space="preserve">Dedicated professional offering over </w:t>
+              <w:t>Dedic</w:t>
             </w:r>
             <w:r>
               <w:rPr>
@@ -1941,7 +1939,7 @@
                 <w:sz w:val="18"/>
                 <w:szCs w:val="19"/>
               </w:rPr>
-              <w:t>3.5</w:t>
+              <w:t>ated professional offering more than 4</w:t>
             </w:r>
             <w:r>
               <w:rPr>
@@ -1959,6 +1957,8 @@
               </w:rPr>
               <w:t>experience in developing machine learning models and transforming data science prototypes into production grade solutions.</w:t>
             </w:r>
+            <w:bookmarkStart w:id="0" w:name="_GoBack"/>
+            <w:bookmarkEnd w:id="0"/>
           </w:p>
           <w:p>
             <w:pPr>
@@ -13871,77 +13871,77 @@
         <v:path o:extrusionok="f" gradientshapeok="t" o:connecttype="rect"/>
         <o:lock v:ext="edit" aspectratio="t"/>
       </v:shapetype>
-      <v:shape id="_x0000_i1048" type="#_x0000_t75" style="width:17.85pt;height:17.85pt;visibility:visible;mso-wrap-style:square" o:bullet="t">
+      <v:shape id="_x0000_i1059" type="#_x0000_t75" style="width:17.85pt;height:17.85pt;visibility:visible;mso-wrap-style:square" o:bullet="t">
         <v:imagedata r:id="rId1" o:title=""/>
       </v:shape>
     </w:pict>
   </w:numPicBullet>
   <w:numPicBullet w:numPicBulletId="1">
     <w:pict>
-      <v:shape id="_x0000_i1049" type="#_x0000_t75" style="width:17.85pt;height:17.85pt;visibility:visible;mso-wrap-style:square" o:bullet="t">
+      <v:shape id="_x0000_i1060" type="#_x0000_t75" style="width:17.85pt;height:17.85pt;visibility:visible;mso-wrap-style:square" o:bullet="t">
         <v:imagedata r:id="rId2" o:title=""/>
       </v:shape>
     </w:pict>
   </w:numPicBullet>
   <w:numPicBullet w:numPicBulletId="2">
     <w:pict>
-      <v:shape id="_x0000_i1050" type="#_x0000_t75" style="width:17.85pt;height:17.85pt;visibility:visible;mso-wrap-style:square" o:bullet="t">
+      <v:shape id="_x0000_i1061" type="#_x0000_t75" style="width:17.85pt;height:17.85pt;visibility:visible;mso-wrap-style:square" o:bullet="t">
         <v:imagedata r:id="rId3" o:title=""/>
       </v:shape>
     </w:pict>
   </w:numPicBullet>
   <w:numPicBullet w:numPicBulletId="3">
     <w:pict>
-      <v:shape id="_x0000_i1051" type="#_x0000_t75" style="width:12.1pt;height:12.1pt" o:bullet="t">
+      <v:shape id="_x0000_i1062" type="#_x0000_t75" style="width:12.1pt;height:12.1pt" o:bullet="t">
         <v:imagedata r:id="rId4" o:title="bullet"/>
       </v:shape>
     </w:pict>
   </w:numPicBullet>
   <w:numPicBullet w:numPicBulletId="4">
     <w:pict>
-      <v:shape id="_x0000_i1052" type="#_x0000_t75" style="width:10.95pt;height:10.95pt" o:bullet="t">
+      <v:shape id="_x0000_i1063" type="#_x0000_t75" style="width:10.95pt;height:10.95pt" o:bullet="t">
         <v:imagedata r:id="rId5" o:title="bullet"/>
       </v:shape>
     </w:pict>
   </w:numPicBullet>
   <w:numPicBullet w:numPicBulletId="5">
     <w:pict>
-      <v:shape id="_x0000_i1053" type="#_x0000_t75" style="width:17.85pt;height:17.85pt;visibility:visible;mso-wrap-style:square" o:bullet="t">
+      <v:shape id="_x0000_i1064" type="#_x0000_t75" style="width:17.85pt;height:17.85pt;visibility:visible;mso-wrap-style:square" o:bullet="t">
         <v:imagedata r:id="rId6" o:title=""/>
       </v:shape>
     </w:pict>
   </w:numPicBullet>
   <w:numPicBullet w:numPicBulletId="6">
     <w:pict>
-      <v:shape id="_x0000_i1054" type="#_x0000_t75" style="width:8.05pt;height:9.2pt" o:bullet="t">
+      <v:shape id="_x0000_i1065" type="#_x0000_t75" style="width:8.05pt;height:9.2pt" o:bullet="t">
         <v:imagedata r:id="rId7" o:title="bullet"/>
       </v:shape>
     </w:pict>
   </w:numPicBullet>
   <w:numPicBullet w:numPicBulletId="7">
     <w:pict>
-      <v:shape id="_x0000_i1055" type="#_x0000_t75" style="width:17.85pt;height:17.85pt;visibility:visible;mso-wrap-style:square" o:bullet="t">
+      <v:shape id="_x0000_i1066" type="#_x0000_t75" style="width:17.85pt;height:17.85pt;visibility:visible;mso-wrap-style:square" o:bullet="t">
         <v:imagedata r:id="rId8" o:title=""/>
       </v:shape>
     </w:pict>
   </w:numPicBullet>
   <w:numPicBullet w:numPicBulletId="8">
     <w:pict>
-      <v:shape id="_x0000_i1056" type="#_x0000_t75" style="width:8.05pt;height:8.05pt" o:bullet="t">
+      <v:shape id="_x0000_i1067" type="#_x0000_t75" style="width:8.05pt;height:8.05pt" o:bullet="t">
         <v:imagedata r:id="rId9" o:title="bullet-grey"/>
       </v:shape>
     </w:pict>
   </w:numPicBullet>
   <w:numPicBullet w:numPicBulletId="9">
     <w:pict>
-      <v:shape id="_x0000_i1057" type="#_x0000_t75" style="width:17.85pt;height:17.85pt;visibility:visible;mso-wrap-style:square" o:bullet="t">
+      <v:shape id="_x0000_i1068" type="#_x0000_t75" style="width:17.85pt;height:17.85pt;visibility:visible;mso-wrap-style:square" o:bullet="t">
         <v:imagedata r:id="rId10" o:title=""/>
       </v:shape>
     </w:pict>
   </w:numPicBullet>
   <w:numPicBullet w:numPicBulletId="10">
     <w:pict>
-      <v:shape id="_x0000_i1058" type="#_x0000_t75" style="width:33.4pt;height:19.6pt;visibility:visible;mso-wrap-style:square" o:bullet="t">
+      <v:shape id="_x0000_i1069" type="#_x0000_t75" style="width:33.4pt;height:19.6pt;visibility:visible;mso-wrap-style:square" o:bullet="t">
         <v:imagedata r:id="rId11" o:title="png-clipart-black-sprocket-computer-icons-skill-organization-management-information-skill-miscellaneous-innovation" croptop="7507f" cropbottom="6982f" cropleft="16655f" cropright="16851f"/>
       </v:shape>
     </w:pict>
